--- a/report/structural_jacobian_followup_report.docx
+++ b/report/structural_jacobian_followup_report.docx
@@ -9299,12 +9299,6 @@
         <w:rPr/>
         <w:t>12. Limitations and open directions</w:t>
       </w:r>
-      <w:r>
-        <w:rPr/>
-      </w:r>
-      <w:r>
-        <w:rPr/>
-      </w:r>
     </w:p>
     <w:p>
       <w:pPr>
@@ -9409,15 +9403,7 @@
       </w:pPr>
       <w:r>
         <w:rPr/>
-        <w:t>1</w:t>
-      </w:r>
-      <w:r>
-        <w:rPr/>
-        <w:t>3</w:t>
-      </w:r>
-      <w:r>
-        <w:rPr/>
-        <w:t>. Conclusion</w:t>
+        <w:t>13. Conclusion</w:t>
       </w:r>
     </w:p>
     <w:p>
@@ -9580,7 +9566,7 @@
           <w:b w:val="false"/>
           <w:i w:val="false"/>
         </w:rPr>
-        <w:t>, unsigned manuscript dated 20 July 2026, linked at https://t.co/ywUCjGXFwm.</w:t>
+        <w:t>, unsigned manuscript dated 20 July 2026, linked at https://www.ulam.ai/research/jacobian.pdf.</w:t>
       </w:r>
     </w:p>
     <w:p>
@@ -9794,16 +9780,7 @@
               <w:color w:val="59636E"/>
               <w:sz w:val="15"/>
             </w:rPr>
-            <w:t xml:space="preserve">20 JULY 2026 – </w:t>
-          </w:r>
-          <w:r>
-            <w:rPr>
-              <w:b w:val="false"/>
-              <w:i w:val="false"/>
-              <w:color w:val="59636E"/>
-              <w:sz w:val="15"/>
-            </w:rPr>
-            <w:t>Matthew A Pender</w:t>
+            <w:t>20 JULY 2026 – Matthew A Pender</w:t>
           </w:r>
         </w:p>
       </w:tc>
@@ -9913,16 +9890,7 @@
               <w:color w:val="59636E"/>
               <w:sz w:val="15"/>
             </w:rPr>
-            <w:t xml:space="preserve">20 JULY 2026 – </w:t>
-          </w:r>
-          <w:r>
-            <w:rPr>
-              <w:b w:val="false"/>
-              <w:i w:val="false"/>
-              <w:color w:val="59636E"/>
-              <w:sz w:val="15"/>
-            </w:rPr>
-            <w:t>Matthew A Pender</w:t>
+            <w:t>20 JULY 2026 – Matthew A Pender</w:t>
           </w:r>
         </w:p>
       </w:tc>
